--- a/examples/autoencoder/doc/autoenc_conv_e.docx
+++ b/examples/autoencoder/doc/autoenc_conv_e.docx
@@ -1297,7 +1297,7 @@
         <w:rPr>
           <w:rStyle w:val="VerbatimChar"/>
         </w:rPr>
-        <w:t xml:space="preserve">##          [,1]      [,2]       [,3]</w:t>
+        <w:t xml:space="preserve">##          [,1]      [,2]        [,3]</w:t>
       </w:r>
       <w:r>
         <w:br/>
@@ -1306,7 +1306,7 @@
         <w:rPr>
           <w:rStyle w:val="VerbatimChar"/>
         </w:rPr>
-        <w:t xml:space="preserve">## [1,] 1.830968 -1.069356 -0.3315628</w:t>
+        <w:t xml:space="preserve">## [1,] 1.831438 -1.052222 -0.35602963</w:t>
       </w:r>
       <w:r>
         <w:br/>
@@ -1315,7 +1315,7 @@
         <w:rPr>
           <w:rStyle w:val="VerbatimChar"/>
         </w:rPr>
-        <w:t xml:space="preserve">## [2,] 1.953105 -1.218571 -0.1549501</w:t>
+        <w:t xml:space="preserve">## [2,] 1.941491 -1.203744 -0.18389919</w:t>
       </w:r>
       <w:r>
         <w:br/>
@@ -1324,7 +1324,7 @@
         <w:rPr>
           <w:rStyle w:val="VerbatimChar"/>
         </w:rPr>
-        <w:t xml:space="preserve">## [3,] 1.976307 -1.281900  0.0643997</w:t>
+        <w:t xml:space="preserve">## [3,] 1.958481 -1.271251  0.02521572</w:t>
       </w:r>
       <w:r>
         <w:br/>
@@ -1333,7 +1333,7 @@
         <w:rPr>
           <w:rStyle w:val="VerbatimChar"/>
         </w:rPr>
-        <w:t xml:space="preserve">## [4,] 1.920158 -1.273602  0.2888912</w:t>
+        <w:t xml:space="preserve">## [4,] 1.897184 -1.265639  0.24040955</w:t>
       </w:r>
       <w:r>
         <w:br/>
@@ -1342,7 +1342,7 @@
         <w:rPr>
           <w:rStyle w:val="VerbatimChar"/>
         </w:rPr>
-        <w:t xml:space="preserve">## [5,] 1.785608 -1.179855  0.4924539</w:t>
+        <w:t xml:space="preserve">## [5,] 1.762493 -1.178704  0.44139007</w:t>
       </w:r>
       <w:r>
         <w:br/>
@@ -1351,7 +1351,7 @@
         <w:rPr>
           <w:rStyle w:val="VerbatimChar"/>
         </w:rPr>
-        <w:t xml:space="preserve">## [6,] 1.583279 -1.018927  0.6688479</w:t>
+        <w:t xml:space="preserve">## [6,] 1.561184 -1.019668  0.60966605</w:t>
       </w:r>
     </w:p>
     <w:p>
@@ -1369,7 +1369,11 @@
       </w:r>
     </w:p>
     <w:bookmarkEnd w:id="23"/>
-    <w:sectPr/>
+    <w:sectPr>
+      <w:footnotePr>
+        <w:numRestart w:val="eachSect"/>
+      </w:footnotePr>
+    </w:sectPr>
   </w:body>
 </w:document>
 </file>
@@ -1541,8 +1545,6 @@
     </w:pPr>
     <w:rPr>
       <w:rFonts w:asciiTheme="majorHAnsi" w:cstheme="majorBidi" w:eastAsiaTheme="majorEastAsia" w:hAnsiTheme="majorHAnsi"/>
-      <w:spacing w:val="-10"/>
-      <w:kern w:val="28"/>
       <w:sz w:val="56"/>
       <w:szCs w:val="56"/>
     </w:rPr>
@@ -1555,15 +1557,13 @@
     <w:rsid w:val="00A10FD9"/>
     <w:rPr>
       <w:rFonts w:asciiTheme="majorHAnsi" w:cstheme="majorBidi" w:eastAsiaTheme="majorEastAsia" w:hAnsiTheme="majorHAnsi"/>
-      <w:spacing w:val="-10"/>
-      <w:kern w:val="28"/>
       <w:sz w:val="56"/>
       <w:szCs w:val="56"/>
     </w:rPr>
   </w:style>
   <w:style w:styleId="Subtitle" w:type="paragraph">
     <w:name w:val="Subtitle"/>
-    <w:basedOn w:val="Normal"/>
+    <w:basedOn w:val="Title"/>
     <w:next w:val="BodyText"/>
     <w:link w:val="SubtitleChar"/>
     <w:uiPriority w:val="11"/>
@@ -1576,7 +1576,6 @@
     </w:pPr>
     <w:rPr>
       <w:rFonts w:cstheme="majorBidi" w:eastAsiaTheme="majorEastAsia"/>
-      <w:color w:themeColor="text1" w:themeTint="A6" w:val="595959"/>
       <w:spacing w:val="15"/>
       <w:sz w:val="28"/>
       <w:szCs w:val="28"/>
@@ -1598,23 +1597,31 @@
   </w:style>
   <w:style w:customStyle="1" w:styleId="Author" w:type="paragraph">
     <w:name w:val="Author"/>
+    <w:basedOn w:val="Title"/>
     <w:next w:val="BodyText"/>
     <w:qFormat/>
     <w:pPr>
       <w:keepNext/>
       <w:keepLines/>
-      <w:jc w:val="center"/>
     </w:pPr>
+    <w:rPr>
+      <w:sz w:val="24"/>
+      <w:szCs w:val="24"/>
+    </w:rPr>
   </w:style>
   <w:style w:styleId="Date" w:type="paragraph">
     <w:name w:val="Date"/>
+    <w:basedOn w:val="Title"/>
     <w:next w:val="BodyText"/>
     <w:qFormat/>
     <w:pPr>
       <w:keepNext/>
       <w:keepLines/>
-      <w:jc w:val="center"/>
     </w:pPr>
+    <w:rPr>
+      <w:sz w:val="24"/>
+      <w:szCs w:val="24"/>
+    </w:rPr>
   </w:style>
   <w:style w:customStyle="1" w:styleId="AbstractTitle" w:type="paragraph">
     <w:name w:val="Abstract Title"/>
@@ -1629,7 +1636,6 @@
     </w:pPr>
     <w:rPr>
       <w:b/>
-      <w:color w:val="345A8A"/>
       <w:sz w:val="20"/>
       <w:szCs w:val="20"/>
     </w:rPr>

--- a/examples/autoencoder/doc/autoenc_conv_e.docx
+++ b/examples/autoencoder/doc/autoenc_conv_e.docx
@@ -1297,7 +1297,7 @@
         <w:rPr>
           <w:rStyle w:val="VerbatimChar"/>
         </w:rPr>
-        <w:t xml:space="preserve">##          [,1]      [,2]        [,3]</w:t>
+        <w:t xml:space="preserve">##             [,1]      [,2]     [,3]</w:t>
       </w:r>
       <w:r>
         <w:br/>
@@ -1306,7 +1306,7 @@
         <w:rPr>
           <w:rStyle w:val="VerbatimChar"/>
         </w:rPr>
-        <w:t xml:space="preserve">## [1,] 1.831438 -1.052222 -0.35602963</w:t>
+        <w:t xml:space="preserve">## [1,] -1.24619341 -0.978465 1.187115</w:t>
       </w:r>
       <w:r>
         <w:br/>
@@ -1315,7 +1315,7 @@
         <w:rPr>
           <w:rStyle w:val="VerbatimChar"/>
         </w:rPr>
-        <w:t xml:space="preserve">## [2,] 1.941491 -1.203744 -0.18389919</w:t>
+        <w:t xml:space="preserve">## [2,] -1.04229832 -1.146355 1.349947</w:t>
       </w:r>
       <w:r>
         <w:br/>
@@ -1324,7 +1324,7 @@
         <w:rPr>
           <w:rStyle w:val="VerbatimChar"/>
         </w:rPr>
-        <w:t xml:space="preserve">## [3,] 1.958481 -1.271251  0.02521572</w:t>
+        <w:t xml:space="preserve">## [3,] -0.82723182 -1.260452 1.442414</w:t>
       </w:r>
       <w:r>
         <w:br/>
@@ -1333,7 +1333,7 @@
         <w:rPr>
           <w:rStyle w:val="VerbatimChar"/>
         </w:rPr>
-        <w:t xml:space="preserve">## [4,] 1.897184 -1.265639  0.24040955</w:t>
+        <w:t xml:space="preserve">## [4,] -0.56977582 -1.310392 1.404574</w:t>
       </w:r>
       <w:r>
         <w:br/>
@@ -1342,7 +1342,7 @@
         <w:rPr>
           <w:rStyle w:val="VerbatimChar"/>
         </w:rPr>
-        <w:t xml:space="preserve">## [5,] 1.762493 -1.178704  0.44139007</w:t>
+        <w:t xml:space="preserve">## [5,] -0.31419614 -1.292971 1.268531</w:t>
       </w:r>
       <w:r>
         <w:br/>
@@ -1351,7 +1351,7 @@
         <w:rPr>
           <w:rStyle w:val="VerbatimChar"/>
         </w:rPr>
-        <w:t xml:space="preserve">## [6,] 1.561184 -1.019668  0.60966605</w:t>
+        <w:t xml:space="preserve">## [6,] -0.09718607 -1.192996 1.035333</w:t>
       </w:r>
     </w:p>
     <w:p>

--- a/examples/autoencoder/doc/autoenc_conv_e.docx
+++ b/examples/autoencoder/doc/autoenc_conv_e.docx
@@ -1297,7 +1297,7 @@
         <w:rPr>
           <w:rStyle w:val="VerbatimChar"/>
         </w:rPr>
-        <w:t xml:space="preserve">##             [,1]      [,2]     [,3]</w:t>
+        <w:t xml:space="preserve">##            [,1]       [,2]     [,3]</w:t>
       </w:r>
       <w:r>
         <w:br/>
@@ -1306,7 +1306,7 @@
         <w:rPr>
           <w:rStyle w:val="VerbatimChar"/>
         </w:rPr>
-        <w:t xml:space="preserve">## [1,] -1.24619341 -0.978465 1.187115</w:t>
+        <w:t xml:space="preserve">## [1,] -1.2401078 -0.9954968 1.189422</w:t>
       </w:r>
       <w:r>
         <w:br/>
@@ -1315,7 +1315,7 @@
         <w:rPr>
           <w:rStyle w:val="VerbatimChar"/>
         </w:rPr>
-        <w:t xml:space="preserve">## [2,] -1.04229832 -1.146355 1.349947</w:t>
+        <w:t xml:space="preserve">## [2,] -1.0394734 -1.1567588 1.350800</w:t>
       </w:r>
       <w:r>
         <w:br/>
@@ -1324,7 +1324,7 @@
         <w:rPr>
           <w:rStyle w:val="VerbatimChar"/>
         </w:rPr>
-        <w:t xml:space="preserve">## [3,] -0.82723182 -1.260452 1.442414</w:t>
+        <w:t xml:space="preserve">## [3,] -0.8265992 -1.2656958 1.443150</w:t>
       </w:r>
       <w:r>
         <w:br/>
@@ -1333,7 +1333,7 @@
         <w:rPr>
           <w:rStyle w:val="VerbatimChar"/>
         </w:rPr>
-        <w:t xml:space="preserve">## [4,] -0.56977582 -1.310392 1.404574</w:t>
+        <w:t xml:space="preserve">## [4,] -0.5722539 -1.3083642 1.404333</w:t>
       </w:r>
       <w:r>
         <w:br/>
@@ -1342,7 +1342,7 @@
         <w:rPr>
           <w:rStyle w:val="VerbatimChar"/>
         </w:rPr>
-        <w:t xml:space="preserve">## [5,] -0.31419614 -1.292971 1.268531</w:t>
+        <w:t xml:space="preserve">## [5,] -0.3192862 -1.2847197 1.268881</w:t>
       </w:r>
       <w:r>
         <w:br/>
@@ -1351,7 +1351,7 @@
         <w:rPr>
           <w:rStyle w:val="VerbatimChar"/>
         </w:rPr>
-        <w:t xml:space="preserve">## [6,] -0.09718607 -1.192996 1.035333</w:t>
+        <w:t xml:space="preserve">## [6,] -0.1025053 -1.1799300 1.037799</w:t>
       </w:r>
     </w:p>
     <w:p>

--- a/examples/autoencoder/doc/autoenc_conv_e.docx
+++ b/examples/autoencoder/doc/autoenc_conv_e.docx
@@ -1297,7 +1297,7 @@
         <w:rPr>
           <w:rStyle w:val="VerbatimChar"/>
         </w:rPr>
-        <w:t xml:space="preserve">##            [,1]       [,2]     [,3]</w:t>
+        <w:t xml:space="preserve">##             [,1]       [,2]     [,3]</w:t>
       </w:r>
       <w:r>
         <w:br/>
@@ -1306,7 +1306,7 @@
         <w:rPr>
           <w:rStyle w:val="VerbatimChar"/>
         </w:rPr>
-        <w:t xml:space="preserve">## [1,] -1.2401078 -0.9954968 1.189422</w:t>
+        <w:t xml:space="preserve">## [1,] -1.24313962 -0.9880278 1.189554</w:t>
       </w:r>
       <w:r>
         <w:br/>
@@ -1315,7 +1315,7 @@
         <w:rPr>
           <w:rStyle w:val="VerbatimChar"/>
         </w:rPr>
-        <w:t xml:space="preserve">## [2,] -1.0394734 -1.1567588 1.350800</w:t>
+        <w:t xml:space="preserve">## [2,] -1.03641438 -1.1514529 1.349217</w:t>
       </w:r>
       <w:r>
         <w:br/>
@@ -1324,7 +1324,7 @@
         <w:rPr>
           <w:rStyle w:val="VerbatimChar"/>
         </w:rPr>
-        <w:t xml:space="preserve">## [3,] -0.8265992 -1.2656958 1.443150</w:t>
+        <w:t xml:space="preserve">## [3,] -0.81792927 -1.2635320 1.440627</w:t>
       </w:r>
       <w:r>
         <w:br/>
@@ -1333,7 +1333,7 @@
         <w:rPr>
           <w:rStyle w:val="VerbatimChar"/>
         </w:rPr>
-        <w:t xml:space="preserve">## [4,] -0.5722539 -1.3083642 1.404333</w:t>
+        <w:t xml:space="preserve">## [4,] -0.55392081 -1.3091321 1.393405</w:t>
       </w:r>
       <w:r>
         <w:br/>
@@ -1342,7 +1342,7 @@
         <w:rPr>
           <w:rStyle w:val="VerbatimChar"/>
         </w:rPr>
-        <w:t xml:space="preserve">## [5,] -0.3192862 -1.2847197 1.268881</w:t>
+        <w:t xml:space="preserve">## [5,] -0.29854983 -1.2887255 1.257702</w:t>
       </w:r>
       <w:r>
         <w:br/>
@@ -1351,7 +1351,7 @@
         <w:rPr>
           <w:rStyle w:val="VerbatimChar"/>
         </w:rPr>
-        <w:t xml:space="preserve">## [6,] -0.1025053 -1.1799300 1.037799</w:t>
+        <w:t xml:space="preserve">## [6,] -0.08307669 -1.1889248 1.028127</w:t>
       </w:r>
     </w:p>
     <w:p>

--- a/examples/autoencoder/doc/autoenc_conv_e.docx
+++ b/examples/autoencoder/doc/autoenc_conv_e.docx
@@ -1297,7 +1297,7 @@
         <w:rPr>
           <w:rStyle w:val="VerbatimChar"/>
         </w:rPr>
-        <w:t xml:space="preserve">##             [,1]       [,2]     [,3]</w:t>
+        <w:t xml:space="preserve">##             [,1]      [,2]     [,3]</w:t>
       </w:r>
       <w:r>
         <w:br/>
@@ -1306,7 +1306,7 @@
         <w:rPr>
           <w:rStyle w:val="VerbatimChar"/>
         </w:rPr>
-        <w:t xml:space="preserve">## [1,] -1.24313962 -0.9880278 1.189554</w:t>
+        <w:t xml:space="preserve">## [1,] -1.23898268 -0.984794 1.180225</w:t>
       </w:r>
       <w:r>
         <w:br/>
@@ -1315,7 +1315,7 @@
         <w:rPr>
           <w:rStyle w:val="VerbatimChar"/>
         </w:rPr>
-        <w:t xml:space="preserve">## [2,] -1.03641438 -1.1514529 1.349217</w:t>
+        <w:t xml:space="preserve">## [2,] -1.03342307 -1.150329 1.342111</w:t>
       </w:r>
       <w:r>
         <w:br/>
@@ -1324,7 +1324,7 @@
         <w:rPr>
           <w:rStyle w:val="VerbatimChar"/>
         </w:rPr>
-        <w:t xml:space="preserve">## [3,] -0.81792927 -1.2635320 1.440627</w:t>
+        <w:t xml:space="preserve">## [3,] -0.81700206 -1.262936 1.434845</w:t>
       </w:r>
       <w:r>
         <w:br/>
@@ -1333,7 +1333,7 @@
         <w:rPr>
           <w:rStyle w:val="VerbatimChar"/>
         </w:rPr>
-        <w:t xml:space="preserve">## [4,] -0.55392081 -1.3091321 1.393405</w:t>
+        <w:t xml:space="preserve">## [4,] -0.55688822 -1.309879 1.395103</w:t>
       </w:r>
       <w:r>
         <w:br/>
@@ -1342,7 +1342,7 @@
         <w:rPr>
           <w:rStyle w:val="VerbatimChar"/>
         </w:rPr>
-        <w:t xml:space="preserve">## [5,] -0.29854983 -1.2887255 1.257702</w:t>
+        <w:t xml:space="preserve">## [5,] -0.30116028 -1.289551 1.260363</w:t>
       </w:r>
       <w:r>
         <w:br/>
@@ -1351,7 +1351,7 @@
         <w:rPr>
           <w:rStyle w:val="VerbatimChar"/>
         </w:rPr>
-        <w:t xml:space="preserve">## [6,] -0.08307669 -1.1889248 1.028127</w:t>
+        <w:t xml:space="preserve">## [6,] -0.08655575 -1.186264 1.027918</w:t>
       </w:r>
     </w:p>
     <w:p>

--- a/examples/autoencoder/doc/autoenc_conv_e.docx
+++ b/examples/autoencoder/doc/autoenc_conv_e.docx
@@ -1306,7 +1306,7 @@
         <w:rPr>
           <w:rStyle w:val="VerbatimChar"/>
         </w:rPr>
-        <w:t xml:space="preserve">## [1,] -1.23898268 -0.984794 1.180225</w:t>
+        <w:t xml:space="preserve">## [1,] -1.21246827 -1.003031 1.190219</w:t>
       </w:r>
       <w:r>
         <w:br/>
@@ -1315,7 +1315,7 @@
         <w:rPr>
           <w:rStyle w:val="VerbatimChar"/>
         </w:rPr>
-        <w:t xml:space="preserve">## [2,] -1.03342307 -1.150329 1.342111</w:t>
+        <w:t xml:space="preserve">## [2,] -1.00465238 -1.165866 1.348977</w:t>
       </w:r>
       <w:r>
         <w:br/>
@@ -1324,7 +1324,7 @@
         <w:rPr>
           <w:rStyle w:val="VerbatimChar"/>
         </w:rPr>
-        <w:t xml:space="preserve">## [3,] -0.81700206 -1.262936 1.434845</w:t>
+        <w:t xml:space="preserve">## [3,] -0.78679568 -1.275554 1.439119</w:t>
       </w:r>
       <w:r>
         <w:br/>
@@ -1333,7 +1333,7 @@
         <w:rPr>
           <w:rStyle w:val="VerbatimChar"/>
         </w:rPr>
-        <w:t xml:space="preserve">## [4,] -0.55688822 -1.309879 1.395103</w:t>
+        <w:t xml:space="preserve">## [4,] -0.52590138 -1.318166 1.394113</w:t>
       </w:r>
       <w:r>
         <w:br/>
@@ -1342,7 +1342,7 @@
         <w:rPr>
           <w:rStyle w:val="VerbatimChar"/>
         </w:rPr>
-        <w:t xml:space="preserve">## [5,] -0.30116028 -1.289551 1.260363</w:t>
+        <w:t xml:space="preserve">## [5,] -0.27230299 -1.294542 1.258274</w:t>
       </w:r>
       <w:r>
         <w:br/>
@@ -1351,7 +1351,7 @@
         <w:rPr>
           <w:rStyle w:val="VerbatimChar"/>
         </w:rPr>
-        <w:t xml:space="preserve">## [6,] -0.08655575 -1.186264 1.027918</w:t>
+        <w:t xml:space="preserve">## [6,] -0.05797304 -1.187821 1.025857</w:t>
       </w:r>
     </w:p>
     <w:p>

--- a/examples/autoencoder/doc/autoenc_conv_e.docx
+++ b/examples/autoencoder/doc/autoenc_conv_e.docx
@@ -2,7 +2,7 @@
 <file path=word/document.xml><?xml version="1.0" encoding="utf-8"?>
 <w:document xmlns:w="http://schemas.openxmlformats.org/wordprocessingml/2006/main" xmlns:m="http://schemas.openxmlformats.org/officeDocument/2006/math" xmlns:r="http://schemas.openxmlformats.org/officeDocument/2006/relationships" xmlns:o="urn:schemas-microsoft-com:office:office" xmlns:v="urn:schemas-microsoft-com:vml" xmlns:w10="urn:schemas-microsoft-com:office:word" xmlns:a="http://schemas.openxmlformats.org/drawingml/2006/main" xmlns:pic="http://schemas.openxmlformats.org/drawingml/2006/picture" xmlns:wp="http://schemas.openxmlformats.org/drawingml/2006/wordprocessingDrawing">
   <w:body>
-    <w:bookmarkStart w:id="23" w:name="convolutional-autoencoder-encode"/>
+    <w:bookmarkStart w:id="12" w:name="convolutional-autoencoder-encode"/>
     <w:p>
       <w:pPr>
         <w:pStyle w:val="Heading2"/>
@@ -877,169 +877,409 @@
         <w:rPr>
           <w:rStyle w:val="AttributeTok"/>
         </w:rPr>
-        <w:t xml:space="preserve">x=</w:t>
+        <w:t xml:space="preserve">x =</w:t>
+      </w:r>
+      <w:r>
+        <w:rPr>
+          <w:rStyle w:val="NormalTok"/>
+        </w:rPr>
+        <w:t xml:space="preserve"> </w:t>
+      </w:r>
+      <w:r>
+        <w:rPr>
+          <w:rStyle w:val="FunctionTok"/>
+        </w:rPr>
+        <w:t xml:space="preserve">seq_along</w:t>
+      </w:r>
+      <w:r>
+        <w:rPr>
+          <w:rStyle w:val="NormalTok"/>
+        </w:rPr>
+        <w:t xml:space="preserve">(auto</w:t>
+      </w:r>
+      <w:r>
+        <w:rPr>
+          <w:rStyle w:val="SpecialCharTok"/>
+        </w:rPr>
+        <w:t xml:space="preserve">$</w:t>
+      </w:r>
+      <w:r>
+        <w:rPr>
+          <w:rStyle w:val="NormalTok"/>
+        </w:rPr>
+        <w:t xml:space="preserve">train_loss), </w:t>
+      </w:r>
+      <w:r>
+        <w:rPr>
+          <w:rStyle w:val="AttributeTok"/>
+        </w:rPr>
+        <w:t xml:space="preserve">train_loss =</w:t>
+      </w:r>
+      <w:r>
+        <w:rPr>
+          <w:rStyle w:val="NormalTok"/>
+        </w:rPr>
+        <w:t xml:space="preserve"> auto</w:t>
+      </w:r>
+      <w:r>
+        <w:rPr>
+          <w:rStyle w:val="SpecialCharTok"/>
+        </w:rPr>
+        <w:t xml:space="preserve">$</w:t>
+      </w:r>
+      <w:r>
+        <w:rPr>
+          <w:rStyle w:val="NormalTok"/>
+        </w:rPr>
+        <w:t xml:space="preserve">train_loss)</w:t>
+      </w:r>
+      <w:r>
+        <w:br/>
+      </w:r>
+      <w:r>
+        <w:rPr>
+          <w:rStyle w:val="ControlFlowTok"/>
+        </w:rPr>
+        <w:t xml:space="preserve">if</w:t>
+      </w:r>
+      <w:r>
+        <w:rPr>
+          <w:rStyle w:val="NormalTok"/>
+        </w:rPr>
+        <w:t xml:space="preserve"> (</w:t>
+      </w:r>
+      <w:r>
+        <w:rPr>
+          <w:rStyle w:val="SpecialCharTok"/>
+        </w:rPr>
+        <w:t xml:space="preserve">!</w:t>
+      </w:r>
+      <w:r>
+        <w:rPr>
+          <w:rStyle w:val="FunctionTok"/>
+        </w:rPr>
+        <w:t xml:space="preserve">is.null</w:t>
+      </w:r>
+      <w:r>
+        <w:rPr>
+          <w:rStyle w:val="NormalTok"/>
+        </w:rPr>
+        <w:t xml:space="preserve">(auto</w:t>
+      </w:r>
+      <w:r>
+        <w:rPr>
+          <w:rStyle w:val="SpecialCharTok"/>
+        </w:rPr>
+        <w:t xml:space="preserve">$</w:t>
+      </w:r>
+      <w:r>
+        <w:rPr>
+          <w:rStyle w:val="NormalTok"/>
+        </w:rPr>
+        <w:t xml:space="preserve">val_loss) </w:t>
+      </w:r>
+      <w:r>
+        <w:rPr>
+          <w:rStyle w:val="SpecialCharTok"/>
+        </w:rPr>
+        <w:t xml:space="preserve">&amp;&amp;</w:t>
+      </w:r>
+      <w:r>
+        <w:rPr>
+          <w:rStyle w:val="NormalTok"/>
+        </w:rPr>
+        <w:t xml:space="preserve"> </w:t>
+      </w:r>
+      <w:r>
+        <w:rPr>
+          <w:rStyle w:val="FunctionTok"/>
+        </w:rPr>
+        <w:t xml:space="preserve">length</w:t>
+      </w:r>
+      <w:r>
+        <w:rPr>
+          <w:rStyle w:val="NormalTok"/>
+        </w:rPr>
+        <w:t xml:space="preserve">(auto</w:t>
+      </w:r>
+      <w:r>
+        <w:rPr>
+          <w:rStyle w:val="SpecialCharTok"/>
+        </w:rPr>
+        <w:t xml:space="preserve">$</w:t>
+      </w:r>
+      <w:r>
+        <w:rPr>
+          <w:rStyle w:val="NormalTok"/>
+        </w:rPr>
+        <w:t xml:space="preserve">val_loss) </w:t>
+      </w:r>
+      <w:r>
+        <w:rPr>
+          <w:rStyle w:val="SpecialCharTok"/>
+        </w:rPr>
+        <w:t xml:space="preserve">&gt;</w:t>
+      </w:r>
+      <w:r>
+        <w:rPr>
+          <w:rStyle w:val="NormalTok"/>
+        </w:rPr>
+        <w:t xml:space="preserve"> </w:t>
       </w:r>
       <w:r>
         <w:rPr>
           <w:rStyle w:val="DecValTok"/>
         </w:rPr>
-        <w:t xml:space="preserve">1</w:t>
+        <w:t xml:space="preserve">0</w:t>
+      </w:r>
+      <w:r>
+        <w:rPr>
+          <w:rStyle w:val="NormalTok"/>
+        </w:rPr>
+        <w:t xml:space="preserve">) {</w:t>
+      </w:r>
+      <w:r>
+        <w:br/>
+      </w:r>
+      <w:r>
+        <w:rPr>
+          <w:rStyle w:val="NormalTok"/>
+        </w:rPr>
+        <w:t xml:space="preserve">  fit_loss</w:t>
       </w:r>
       <w:r>
         <w:rPr>
           <w:rStyle w:val="SpecialCharTok"/>
         </w:rPr>
-        <w:t xml:space="preserve">:</w:t>
+        <w:t xml:space="preserve">$</w:t>
+      </w:r>
+      <w:r>
+        <w:rPr>
+          <w:rStyle w:val="NormalTok"/>
+        </w:rPr>
+        <w:t xml:space="preserve">val_loss </w:t>
+      </w:r>
+      <w:r>
+        <w:rPr>
+          <w:rStyle w:val="OtherTok"/>
+        </w:rPr>
+        <w:t xml:space="preserve">&lt;-</w:t>
+      </w:r>
+      <w:r>
+        <w:rPr>
+          <w:rStyle w:val="NormalTok"/>
+        </w:rPr>
+        <w:t xml:space="preserve"> auto</w:t>
+      </w:r>
+      <w:r>
+        <w:rPr>
+          <w:rStyle w:val="SpecialCharTok"/>
+        </w:rPr>
+        <w:t xml:space="preserve">$</w:t>
+      </w:r>
+      <w:r>
+        <w:rPr>
+          <w:rStyle w:val="NormalTok"/>
+        </w:rPr>
+        <w:t xml:space="preserve">val_loss</w:t>
+      </w:r>
+      <w:r>
+        <w:br/>
+      </w:r>
+      <w:r>
+        <w:rPr>
+          <w:rStyle w:val="NormalTok"/>
+        </w:rPr>
+        <w:t xml:space="preserve">}</w:t>
+      </w:r>
+      <w:r>
+        <w:br/>
+      </w:r>
+      <w:r>
+        <w:br/>
+      </w:r>
+      <w:r>
+        <w:rPr>
+          <w:rStyle w:val="NormalTok"/>
+        </w:rPr>
+        <w:t xml:space="preserve">colors </w:t>
+      </w:r>
+      <w:r>
+        <w:rPr>
+          <w:rStyle w:val="OtherTok"/>
+        </w:rPr>
+        <w:t xml:space="preserve">&lt;-</w:t>
+      </w:r>
+      <w:r>
+        <w:rPr>
+          <w:rStyle w:val="NormalTok"/>
+        </w:rPr>
+        <w:t xml:space="preserve"> </w:t>
+      </w:r>
+      <w:r>
+        <w:rPr>
+          <w:rStyle w:val="ControlFlowTok"/>
+        </w:rPr>
+        <w:t xml:space="preserve">if</w:t>
+      </w:r>
+      <w:r>
+        <w:rPr>
+          <w:rStyle w:val="NormalTok"/>
+        </w:rPr>
+        <w:t xml:space="preserve"> (</w:t>
+      </w:r>
+      <w:r>
+        <w:rPr>
+          <w:rStyle w:val="StringTok"/>
+        </w:rPr>
+        <w:t xml:space="preserve">"val_loss"</w:t>
+      </w:r>
+      <w:r>
+        <w:rPr>
+          <w:rStyle w:val="NormalTok"/>
+        </w:rPr>
+        <w:t xml:space="preserve"> </w:t>
+      </w:r>
+      <w:r>
+        <w:rPr>
+          <w:rStyle w:val="SpecialCharTok"/>
+        </w:rPr>
+        <w:t xml:space="preserve">%in%</w:t>
+      </w:r>
+      <w:r>
+        <w:rPr>
+          <w:rStyle w:val="NormalTok"/>
+        </w:rPr>
+        <w:t xml:space="preserve"> </w:t>
       </w:r>
       <w:r>
         <w:rPr>
           <w:rStyle w:val="FunctionTok"/>
         </w:rPr>
-        <w:t xml:space="preserve">length</w:t>
-      </w:r>
-      <w:r>
-        <w:rPr>
-          <w:rStyle w:val="NormalTok"/>
-        </w:rPr>
-        <w:t xml:space="preserve">(auto</w:t>
-      </w:r>
-      <w:r>
-        <w:rPr>
-          <w:rStyle w:val="SpecialCharTok"/>
-        </w:rPr>
-        <w:t xml:space="preserve">$</w:t>
-      </w:r>
-      <w:r>
-        <w:rPr>
-          <w:rStyle w:val="NormalTok"/>
-        </w:rPr>
-        <w:t xml:space="preserve">train_loss), </w:t>
+        <w:t xml:space="preserve">names</w:t>
+      </w:r>
+      <w:r>
+        <w:rPr>
+          <w:rStyle w:val="NormalTok"/>
+        </w:rPr>
+        <w:t xml:space="preserve">(fit_loss)) </w:t>
+      </w:r>
+      <w:r>
+        <w:rPr>
+          <w:rStyle w:val="FunctionTok"/>
+        </w:rPr>
+        <w:t xml:space="preserve">c</w:t>
+      </w:r>
+      <w:r>
+        <w:rPr>
+          <w:rStyle w:val="NormalTok"/>
+        </w:rPr>
+        <w:t xml:space="preserve">(</w:t>
+      </w:r>
+      <w:r>
+        <w:rPr>
+          <w:rStyle w:val="StringTok"/>
+        </w:rPr>
+        <w:t xml:space="preserve">"Blue"</w:t>
+      </w:r>
+      <w:r>
+        <w:rPr>
+          <w:rStyle w:val="NormalTok"/>
+        </w:rPr>
+        <w:t xml:space="preserve">, </w:t>
+      </w:r>
+      <w:r>
+        <w:rPr>
+          <w:rStyle w:val="StringTok"/>
+        </w:rPr>
+        <w:t xml:space="preserve">"Orange"</w:t>
+      </w:r>
+      <w:r>
+        <w:rPr>
+          <w:rStyle w:val="NormalTok"/>
+        </w:rPr>
+        <w:t xml:space="preserve">) </w:t>
+      </w:r>
+      <w:r>
+        <w:rPr>
+          <w:rStyle w:val="ControlFlowTok"/>
+        </w:rPr>
+        <w:t xml:space="preserve">else</w:t>
+      </w:r>
+      <w:r>
+        <w:rPr>
+          <w:rStyle w:val="NormalTok"/>
+        </w:rPr>
+        <w:t xml:space="preserve"> </w:t>
+      </w:r>
+      <w:r>
+        <w:rPr>
+          <w:rStyle w:val="FunctionTok"/>
+        </w:rPr>
+        <w:t xml:space="preserve">c</w:t>
+      </w:r>
+      <w:r>
+        <w:rPr>
+          <w:rStyle w:val="NormalTok"/>
+        </w:rPr>
+        <w:t xml:space="preserve">(</w:t>
+      </w:r>
+      <w:r>
+        <w:rPr>
+          <w:rStyle w:val="StringTok"/>
+        </w:rPr>
+        <w:t xml:space="preserve">"Blue"</w:t>
+      </w:r>
+      <w:r>
+        <w:rPr>
+          <w:rStyle w:val="NormalTok"/>
+        </w:rPr>
+        <w:t xml:space="preserve">)</w:t>
+      </w:r>
+      <w:r>
+        <w:br/>
+      </w:r>
+      <w:r>
+        <w:rPr>
+          <w:rStyle w:val="NormalTok"/>
+        </w:rPr>
+        <w:t xml:space="preserve">grf </w:t>
+      </w:r>
+      <w:r>
+        <w:rPr>
+          <w:rStyle w:val="OtherTok"/>
+        </w:rPr>
+        <w:t xml:space="preserve">&lt;-</w:t>
+      </w:r>
+      <w:r>
+        <w:rPr>
+          <w:rStyle w:val="NormalTok"/>
+        </w:rPr>
+        <w:t xml:space="preserve"> </w:t>
+      </w:r>
+      <w:r>
+        <w:rPr>
+          <w:rStyle w:val="FunctionTok"/>
+        </w:rPr>
+        <w:t xml:space="preserve">plot_series</w:t>
+      </w:r>
+      <w:r>
+        <w:rPr>
+          <w:rStyle w:val="NormalTok"/>
+        </w:rPr>
+        <w:t xml:space="preserve">(fit_loss, </w:t>
       </w:r>
       <w:r>
         <w:rPr>
           <w:rStyle w:val="AttributeTok"/>
         </w:rPr>
-        <w:t xml:space="preserve">train_loss=</w:t>
-      </w:r>
-      <w:r>
-        <w:rPr>
-          <w:rStyle w:val="NormalTok"/>
-        </w:rPr>
-        <w:t xml:space="preserve">auto</w:t>
-      </w:r>
-      <w:r>
-        <w:rPr>
-          <w:rStyle w:val="SpecialCharTok"/>
-        </w:rPr>
-        <w:t xml:space="preserve">$</w:t>
-      </w:r>
-      <w:r>
-        <w:rPr>
-          <w:rStyle w:val="NormalTok"/>
-        </w:rPr>
-        <w:t xml:space="preserve">train_loss,</w:t>
-      </w:r>
-      <w:r>
-        <w:rPr>
-          <w:rStyle w:val="AttributeTok"/>
-        </w:rPr>
-        <w:t xml:space="preserve">val_loss=</w:t>
-      </w:r>
-      <w:r>
-        <w:rPr>
-          <w:rStyle w:val="NormalTok"/>
-        </w:rPr>
-        <w:t xml:space="preserve">auto</w:t>
-      </w:r>
-      <w:r>
-        <w:rPr>
-          <w:rStyle w:val="SpecialCharTok"/>
-        </w:rPr>
-        <w:t xml:space="preserve">$</w:t>
-      </w:r>
-      <w:r>
-        <w:rPr>
-          <w:rStyle w:val="NormalTok"/>
-        </w:rPr>
-        <w:t xml:space="preserve">val_loss)</w:t>
-      </w:r>
-      <w:r>
-        <w:br/>
-      </w:r>
-      <w:r>
-        <w:br/>
-      </w:r>
-      <w:r>
-        <w:rPr>
-          <w:rStyle w:val="NormalTok"/>
-        </w:rPr>
-        <w:t xml:space="preserve">grf </w:t>
-      </w:r>
-      <w:r>
-        <w:rPr>
-          <w:rStyle w:val="OtherTok"/>
-        </w:rPr>
-        <w:t xml:space="preserve">&lt;-</w:t>
-      </w:r>
-      <w:r>
-        <w:rPr>
-          <w:rStyle w:val="NormalTok"/>
-        </w:rPr>
-        <w:t xml:space="preserve"> </w:t>
-      </w:r>
-      <w:r>
-        <w:rPr>
-          <w:rStyle w:val="FunctionTok"/>
-        </w:rPr>
-        <w:t xml:space="preserve">plot_series</w:t>
-      </w:r>
-      <w:r>
-        <w:rPr>
-          <w:rStyle w:val="NormalTok"/>
-        </w:rPr>
-        <w:t xml:space="preserve">(fit_loss, </w:t>
-      </w:r>
-      <w:r>
-        <w:rPr>
-          <w:rStyle w:val="AttributeTok"/>
-        </w:rPr>
-        <w:t xml:space="preserve">colors=</w:t>
-      </w:r>
-      <w:r>
-        <w:rPr>
-          <w:rStyle w:val="FunctionTok"/>
-        </w:rPr>
-        <w:t xml:space="preserve">c</w:t>
-      </w:r>
-      <w:r>
-        <w:rPr>
-          <w:rStyle w:val="NormalTok"/>
-        </w:rPr>
-        <w:t xml:space="preserve">(</w:t>
-      </w:r>
-      <w:r>
-        <w:rPr>
-          <w:rStyle w:val="StringTok"/>
-        </w:rPr>
-        <w:t xml:space="preserve">'Blue'</w:t>
-      </w:r>
-      <w:r>
-        <w:rPr>
-          <w:rStyle w:val="NormalTok"/>
-        </w:rPr>
-        <w:t xml:space="preserve">,</w:t>
-      </w:r>
-      <w:r>
-        <w:rPr>
-          <w:rStyle w:val="StringTok"/>
-        </w:rPr>
-        <w:t xml:space="preserve">'Orange'</w:t>
-      </w:r>
-      <w:r>
-        <w:rPr>
-          <w:rStyle w:val="NormalTok"/>
-        </w:rPr>
-        <w:t xml:space="preserve">))</w:t>
+        <w:t xml:space="preserve">colors =</w:t>
+      </w:r>
+      <w:r>
+        <w:rPr>
+          <w:rStyle w:val="NormalTok"/>
+        </w:rPr>
+        <w:t xml:space="preserve"> colors)</w:t>
       </w:r>
       <w:r>
         <w:br/>
@@ -1066,18 +1306,18 @@
           <wp:inline>
             <wp:extent cx="4620126" cy="3696101"/>
             <wp:effectExtent b="0" l="0" r="0" t="0"/>
-            <wp:docPr descr="" title="" id="21" name="Picture"/>
+            <wp:docPr descr="" title="" id="10" name="Picture"/>
             <a:graphic>
               <a:graphicData uri="http://schemas.openxmlformats.org/drawingml/2006/picture">
                 <pic:pic>
                   <pic:nvPicPr>
-                    <pic:cNvPr descr="/home/gpca/daltoolboxdp/examples/autoencoder/doc/autoenc_conv_e_files/figure-docx/unnamed-chunk-7-1.png" id="22" name="Picture"/>
+                    <pic:cNvPr descr="C:\Git\dal\daltoolboxdp\examples\autoencoder\doc\autoenc_conv_e_files/31007ff63a285c1d08646c70b0728bff2ef21ce5.png" id="11" name="Picture"/>
                     <pic:cNvPicPr>
                       <a:picLocks noChangeArrowheads="1" noChangeAspect="1"/>
                     </pic:cNvPicPr>
                   </pic:nvPicPr>
                   <pic:blipFill>
-                    <a:blip r:embed="rId20"/>
+                    <a:blip r:embed="rId9"/>
                     <a:stretch>
                       <a:fillRect/>
                     </a:stretch>
@@ -1297,7 +1537,7 @@
         <w:rPr>
           <w:rStyle w:val="VerbatimChar"/>
         </w:rPr>
-        <w:t xml:space="preserve">##             [,1]      [,2]     [,3]</w:t>
+        <w:t xml:space="preserve">##           [,1]      [,2]      [,3]</w:t>
       </w:r>
       <w:r>
         <w:br/>
@@ -1306,7 +1546,7 @@
         <w:rPr>
           <w:rStyle w:val="VerbatimChar"/>
         </w:rPr>
-        <w:t xml:space="preserve">## [1,] -1.21246827 -1.003031 1.190219</w:t>
+        <w:t xml:space="preserve">## [1,] -1.221514 -1.205680 0.1387711</w:t>
       </w:r>
       <w:r>
         <w:br/>
@@ -1315,7 +1555,7 @@
         <w:rPr>
           <w:rStyle w:val="VerbatimChar"/>
         </w:rPr>
-        <w:t xml:space="preserve">## [2,] -1.00465238 -1.165866 1.348977</w:t>
+        <w:t xml:space="preserve">## [2,] -1.316866 -1.339034 0.2120056</w:t>
       </w:r>
       <w:r>
         <w:br/>
@@ -1324,7 +1564,7 @@
         <w:rPr>
           <w:rStyle w:val="VerbatimChar"/>
         </w:rPr>
-        <w:t xml:space="preserve">## [3,] -0.78679568 -1.275554 1.439119</w:t>
+        <w:t xml:space="preserve">## [3,] -1.356315 -1.421161 0.2885917</w:t>
       </w:r>
       <w:r>
         <w:br/>
@@ -1333,7 +1573,7 @@
         <w:rPr>
           <w:rStyle w:val="VerbatimChar"/>
         </w:rPr>
-        <w:t xml:space="preserve">## [4,] -0.52590138 -1.318166 1.394113</w:t>
+        <w:t xml:space="preserve">## [4,] -1.339056 -1.450490 0.3632404</w:t>
       </w:r>
       <w:r>
         <w:br/>
@@ -1342,7 +1582,7 @@
         <w:rPr>
           <w:rStyle w:val="VerbatimChar"/>
         </w:rPr>
-        <w:t xml:space="preserve">## [5,] -0.27230299 -1.294542 1.258274</w:t>
+        <w:t xml:space="preserve">## [5,] -1.259809 -1.418884 0.4286218</w:t>
       </w:r>
       <w:r>
         <w:br/>
@@ -1351,7 +1591,7 @@
         <w:rPr>
           <w:rStyle w:val="VerbatimChar"/>
         </w:rPr>
-        <w:t xml:space="preserve">## [6,] -0.05797304 -1.187821 1.025857</w:t>
+        <w:t xml:space="preserve">## [6,] -1.120659 -1.323456 0.4847012</w:t>
       </w:r>
     </w:p>
     <w:p>
@@ -1368,7 +1608,7 @@
         <w:t xml:space="preserve">- Masci, J., Meier, U., Ciresan, D., &amp; Schmidhuber, J. (2011). Stacked Convolutional Auto-Encoders for Hierarchical Feature Extraction. ICANN.</w:t>
       </w:r>
     </w:p>
-    <w:bookmarkEnd w:id="23"/>
+    <w:bookmarkEnd w:id="12"/>
     <w:sectPr>
       <w:footnotePr>
         <w:numRestart w:val="eachSect"/>
@@ -1490,10 +1730,10 @@
   <w:docDefaults>
     <w:rPrDefault>
       <w:rPr>
-        <w:rFonts w:asciiTheme="minorHAnsi" w:cstheme="minorBidi" w:eastAsiaTheme="minorHAnsi" w:hAnsiTheme="minorHAnsi"/>
+        <w:rFonts w:asciiTheme="minorHAnsi" w:cstheme="minorBidi" w:eastAsiaTheme="minorEastAsia" w:hAnsiTheme="minorHAnsi"/>
         <w:sz w:val="24"/>
         <w:szCs w:val="24"/>
-        <w:lang w:bidi="ar-SA" w:eastAsia="en-US" w:val="en-US"/>
+        <w:lang w:bidi="ar-SA" w:eastAsia="zh-CN" w:val="en-US"/>
       </w:rPr>
     </w:rPrDefault>
     <w:pPrDefault>
@@ -2034,13 +2274,6 @@
       </w:tblCellMar>
     </w:tblPr>
     <w:tblStylePr w:type="firstRow">
-      <w:tblPr>
-        <w:jc w:val="left"/>
-        <w:tblInd w:type="dxa" w:w="0"/>
-      </w:tblPr>
-      <w:trPr>
-        <w:jc w:val="left"/>
-      </w:trPr>
       <w:tcPr>
         <w:tcBorders>
           <w:bottom w:val="single"/>

--- a/examples/autoencoder/doc/autoenc_conv_e.docx
+++ b/examples/autoencoder/doc/autoenc_conv_e.docx
@@ -837,6 +837,185 @@
           <w:rStyle w:val="NormalTok"/>
         </w:rPr>
         <w:t xml:space="preserve">(auto, train)</w:t>
+      </w:r>
+    </w:p>
+    <w:p>
+      <w:pPr>
+        <w:pStyle w:val="FirstParagraph"/>
+      </w:pPr>
+      <w:r>
+        <w:t xml:space="preserve">Constructor configuration</w:t>
+      </w:r>
+      <w:r>
+        <w:t xml:space="preserve"> </w:t>
+      </w:r>
+      <w:r>
+        <w:t xml:space="preserve">- Fixed-epoch baseline: set</w:t>
+      </w:r>
+      <w:r>
+        <w:t xml:space="preserve"> </w:t>
+      </w:r>
+      <w:r>
+        <w:rPr>
+          <w:rStyle w:val="VerbatimChar"/>
+        </w:rPr>
+        <w:t xml:space="preserve">epochs</w:t>
+      </w:r>
+      <w:r>
+        <w:t xml:space="preserve"> </w:t>
+      </w:r>
+      <w:r>
+        <w:t xml:space="preserve">and keep</w:t>
+      </w:r>
+      <w:r>
+        <w:t xml:space="preserve"> </w:t>
+      </w:r>
+      <w:r>
+        <w:rPr>
+          <w:rStyle w:val="VerbatimChar"/>
+        </w:rPr>
+        <w:t xml:space="preserve">validation_strategy = "static"</w:t>
+      </w:r>
+      <w:r>
+        <w:t xml:space="preserve"> </w:t>
+      </w:r>
+      <w:r>
+        <w:t xml:space="preserve">with</w:t>
+      </w:r>
+      <w:r>
+        <w:t xml:space="preserve"> </w:t>
+      </w:r>
+      <w:r>
+        <w:rPr>
+          <w:rStyle w:val="VerbatimChar"/>
+        </w:rPr>
+        <w:t xml:space="preserve">stopping_rule = "none"</w:t>
+      </w:r>
+      <w:r>
+        <w:t xml:space="preserve">.</w:t>
+      </w:r>
+      <w:r>
+        <w:t xml:space="preserve"> </w:t>
+      </w:r>
+      <w:r>
+        <w:t xml:space="preserve">- Static early stopping: keep</w:t>
+      </w:r>
+      <w:r>
+        <w:t xml:space="preserve"> </w:t>
+      </w:r>
+      <w:r>
+        <w:rPr>
+          <w:rStyle w:val="VerbatimChar"/>
+        </w:rPr>
+        <w:t xml:space="preserve">validation_strategy = "static"</w:t>
+      </w:r>
+      <w:r>
+        <w:t xml:space="preserve"> </w:t>
+      </w:r>
+      <w:r>
+        <w:t xml:space="preserve">and choose</w:t>
+      </w:r>
+      <w:r>
+        <w:t xml:space="preserve"> </w:t>
+      </w:r>
+      <w:r>
+        <w:rPr>
+          <w:rStyle w:val="VerbatimChar"/>
+        </w:rPr>
+        <w:t xml:space="preserve">stopping_rule = "patience"</w:t>
+      </w:r>
+      <w:r>
+        <w:t xml:space="preserve">,</w:t>
+      </w:r>
+      <w:r>
+        <w:t xml:space="preserve"> </w:t>
+      </w:r>
+      <w:r>
+        <w:rPr>
+          <w:rStyle w:val="VerbatimChar"/>
+        </w:rPr>
+        <w:t xml:space="preserve">"sma"</w:t>
+      </w:r>
+      <w:r>
+        <w:t xml:space="preserve">,</w:t>
+      </w:r>
+      <w:r>
+        <w:t xml:space="preserve"> </w:t>
+      </w:r>
+      <w:r>
+        <w:rPr>
+          <w:rStyle w:val="VerbatimChar"/>
+        </w:rPr>
+        <w:t xml:space="preserve">"ema"</w:t>
+      </w:r>
+      <w:r>
+        <w:t xml:space="preserve">, or</w:t>
+      </w:r>
+      <w:r>
+        <w:t xml:space="preserve"> </w:t>
+      </w:r>
+      <w:r>
+        <w:rPr>
+          <w:rStyle w:val="VerbatimChar"/>
+        </w:rPr>
+        <w:t xml:space="preserve">"h"</w:t>
+      </w:r>
+      <w:r>
+        <w:t xml:space="preserve">.</w:t>
+      </w:r>
+      <w:r>
+        <w:t xml:space="preserve"> </w:t>
+      </w:r>
+      <w:r>
+        <w:t xml:space="preserve">- Dynamic early stopping: switch</w:t>
+      </w:r>
+      <w:r>
+        <w:t xml:space="preserve"> </w:t>
+      </w:r>
+      <w:r>
+        <w:rPr>
+          <w:rStyle w:val="VerbatimChar"/>
+        </w:rPr>
+        <w:t xml:space="preserve">validation_strategy = "dynamic"</w:t>
+      </w:r>
+      <w:r>
+        <w:t xml:space="preserve"> </w:t>
+      </w:r>
+      <w:r>
+        <w:t xml:space="preserve">and reuse the same stopping rules.</w:t>
+      </w:r>
+      <w:r>
+        <w:t xml:space="preserve"> </w:t>
+      </w:r>
+      <w:r>
+        <w:t xml:space="preserve">- The loss plot below always shows</w:t>
+      </w:r>
+      <w:r>
+        <w:t xml:space="preserve"> </w:t>
+      </w:r>
+      <w:r>
+        <w:rPr>
+          <w:rStyle w:val="VerbatimChar"/>
+        </w:rPr>
+        <w:t xml:space="preserve">train_loss</w:t>
+      </w:r>
+      <w:r>
+        <w:t xml:space="preserve">; it adds</w:t>
+      </w:r>
+      <w:r>
+        <w:t xml:space="preserve"> </w:t>
+      </w:r>
+      <w:r>
+        <w:rPr>
+          <w:rStyle w:val="VerbatimChar"/>
+        </w:rPr>
+        <w:t xml:space="preserve">val_loss</w:t>
+      </w:r>
+      <w:r>
+        <w:t xml:space="preserve"> </w:t>
+      </w:r>
+      <w:r>
+        <w:t xml:space="preserve">when validation is active.</w:t>
       </w:r>
     </w:p>
     <w:p>

--- a/examples/autoencoder/doc/autoenc_conv_e.docx
+++ b/examples/autoencoder/doc/autoenc_conv_e.docx
@@ -850,7 +850,7 @@
         <w:t xml:space="preserve"> </w:t>
       </w:r>
       <w:r>
-        <w:t xml:space="preserve">- Fixed-epoch baseline: set</w:t>
+        <w:t xml:space="preserve">- Fixed-epoch baseline: omit</w:t>
       </w:r>
       <w:r>
         <w:t xml:space="preserve"> </w:t>
@@ -865,7 +865,7 @@
         <w:t xml:space="preserve"> </w:t>
       </w:r>
       <w:r>
-        <w:t xml:space="preserve">and keep</w:t>
+        <w:t xml:space="preserve">to use the default value and keep</w:t>
       </w:r>
       <w:r>
         <w:t xml:space="preserve"> </w:t>
@@ -1490,7 +1490,7 @@
               <a:graphicData uri="http://schemas.openxmlformats.org/drawingml/2006/picture">
                 <pic:pic>
                   <pic:nvPicPr>
-                    <pic:cNvPr descr="C:\Git\dal\daltoolboxdp\examples\autoencoder\doc\autoenc_conv_e_files/31007ff63a285c1d08646c70b0728bff2ef21ce5.png" id="11" name="Picture"/>
+                    <pic:cNvPr descr="C:\Git\dal\daltoolboxdp\examples\autoencoder\doc\autoenc_conv_e_files/c7216c5e42d99e65098ee530c521ebc11f55cd72.png" id="11" name="Picture"/>
                     <pic:cNvPicPr>
                       <a:picLocks noChangeArrowheads="1" noChangeAspect="1"/>
                     </pic:cNvPicPr>
@@ -1716,61 +1716,61 @@
         <w:rPr>
           <w:rStyle w:val="VerbatimChar"/>
         </w:rPr>
-        <w:t xml:space="preserve">##           [,1]      [,2]      [,3]</w:t>
-      </w:r>
-      <w:r>
-        <w:br/>
-      </w:r>
-      <w:r>
-        <w:rPr>
-          <w:rStyle w:val="VerbatimChar"/>
-        </w:rPr>
-        <w:t xml:space="preserve">## [1,] -1.221514 -1.205680 0.1387711</w:t>
-      </w:r>
-      <w:r>
-        <w:br/>
-      </w:r>
-      <w:r>
-        <w:rPr>
-          <w:rStyle w:val="VerbatimChar"/>
-        </w:rPr>
-        <w:t xml:space="preserve">## [2,] -1.316866 -1.339034 0.2120056</w:t>
-      </w:r>
-      <w:r>
-        <w:br/>
-      </w:r>
-      <w:r>
-        <w:rPr>
-          <w:rStyle w:val="VerbatimChar"/>
-        </w:rPr>
-        <w:t xml:space="preserve">## [3,] -1.356315 -1.421161 0.2885917</w:t>
-      </w:r>
-      <w:r>
-        <w:br/>
-      </w:r>
-      <w:r>
-        <w:rPr>
-          <w:rStyle w:val="VerbatimChar"/>
-        </w:rPr>
-        <w:t xml:space="preserve">## [4,] -1.339056 -1.450490 0.3632404</w:t>
-      </w:r>
-      <w:r>
-        <w:br/>
-      </w:r>
-      <w:r>
-        <w:rPr>
-          <w:rStyle w:val="VerbatimChar"/>
-        </w:rPr>
-        <w:t xml:space="preserve">## [5,] -1.259809 -1.418884 0.4286218</w:t>
-      </w:r>
-      <w:r>
-        <w:br/>
-      </w:r>
-      <w:r>
-        <w:rPr>
-          <w:rStyle w:val="VerbatimChar"/>
-        </w:rPr>
-        <w:t xml:space="preserve">## [6,] -1.120659 -1.323456 0.4847012</w:t>
+        <w:t xml:space="preserve">##           [,1]     [,2]       [,3]</w:t>
+      </w:r>
+      <w:r>
+        <w:br/>
+      </w:r>
+      <w:r>
+        <w:rPr>
+          <w:rStyle w:val="VerbatimChar"/>
+        </w:rPr>
+        <w:t xml:space="preserve">## [1,] -1.283180 1.353362 -0.1219449</w:t>
+      </w:r>
+      <w:r>
+        <w:br/>
+      </w:r>
+      <w:r>
+        <w:rPr>
+          <w:rStyle w:val="VerbatimChar"/>
+        </w:rPr>
+        <w:t xml:space="preserve">## [2,] -1.417659 1.477123 -0.2492235</w:t>
+      </w:r>
+      <w:r>
+        <w:br/>
+      </w:r>
+      <w:r>
+        <w:rPr>
+          <w:rStyle w:val="VerbatimChar"/>
+        </w:rPr>
+        <w:t xml:space="preserve">## [3,] -1.476731 1.531287 -0.3488576</w:t>
+      </w:r>
+      <w:r>
+        <w:br/>
+      </w:r>
+      <w:r>
+        <w:rPr>
+          <w:rStyle w:val="VerbatimChar"/>
+        </w:rPr>
+        <w:t xml:space="preserve">## [4,] -1.458374 1.510514 -0.4147852</w:t>
+      </w:r>
+      <w:r>
+        <w:br/>
+      </w:r>
+      <w:r>
+        <w:rPr>
+          <w:rStyle w:val="VerbatimChar"/>
+        </w:rPr>
+        <w:t xml:space="preserve">## [5,] -1.352153 1.407644 -0.4383466</w:t>
+      </w:r>
+      <w:r>
+        <w:br/>
+      </w:r>
+      <w:r>
+        <w:rPr>
+          <w:rStyle w:val="VerbatimChar"/>
+        </w:rPr>
+        <w:t xml:space="preserve">## [6,] -1.175280 1.238100 -0.4245544</w:t>
       </w:r>
     </w:p>
     <w:p>

--- a/examples/autoencoder/doc/autoenc_conv_e.docx
+++ b/examples/autoencoder/doc/autoenc_conv_e.docx
@@ -1490,7 +1490,7 @@
               <a:graphicData uri="http://schemas.openxmlformats.org/drawingml/2006/picture">
                 <pic:pic>
                   <pic:nvPicPr>
-                    <pic:cNvPr descr="C:\Git\dal\daltoolboxdp\examples\autoencoder\doc\autoenc_conv_e_files/c7216c5e42d99e65098ee530c521ebc11f55cd72.png" id="11" name="Picture"/>
+                    <pic:cNvPr descr="/home/gpca/daltoolboxdp/examples/autoencoder/doc/autoenc_conv_e_files/b28f0b9ad69c4d2d7c3dff17ca667b27747a5c5b.png" id="11" name="Picture"/>
                     <pic:cNvPicPr>
                       <a:picLocks noChangeArrowheads="1" noChangeAspect="1"/>
                     </pic:cNvPicPr>
@@ -1716,61 +1716,61 @@
         <w:rPr>
           <w:rStyle w:val="VerbatimChar"/>
         </w:rPr>
-        <w:t xml:space="preserve">##           [,1]     [,2]       [,3]</w:t>
-      </w:r>
-      <w:r>
-        <w:br/>
-      </w:r>
-      <w:r>
-        <w:rPr>
-          <w:rStyle w:val="VerbatimChar"/>
-        </w:rPr>
-        <w:t xml:space="preserve">## [1,] -1.283180 1.353362 -0.1219449</w:t>
-      </w:r>
-      <w:r>
-        <w:br/>
-      </w:r>
-      <w:r>
-        <w:rPr>
-          <w:rStyle w:val="VerbatimChar"/>
-        </w:rPr>
-        <w:t xml:space="preserve">## [2,] -1.417659 1.477123 -0.2492235</w:t>
-      </w:r>
-      <w:r>
-        <w:br/>
-      </w:r>
-      <w:r>
-        <w:rPr>
-          <w:rStyle w:val="VerbatimChar"/>
-        </w:rPr>
-        <w:t xml:space="preserve">## [3,] -1.476731 1.531287 -0.3488576</w:t>
-      </w:r>
-      <w:r>
-        <w:br/>
-      </w:r>
-      <w:r>
-        <w:rPr>
-          <w:rStyle w:val="VerbatimChar"/>
-        </w:rPr>
-        <w:t xml:space="preserve">## [4,] -1.458374 1.510514 -0.4147852</w:t>
-      </w:r>
-      <w:r>
-        <w:br/>
-      </w:r>
-      <w:r>
-        <w:rPr>
-          <w:rStyle w:val="VerbatimChar"/>
-        </w:rPr>
-        <w:t xml:space="preserve">## [5,] -1.352153 1.407644 -0.4383466</w:t>
-      </w:r>
-      <w:r>
-        <w:br/>
-      </w:r>
-      <w:r>
-        <w:rPr>
-          <w:rStyle w:val="VerbatimChar"/>
-        </w:rPr>
-        <w:t xml:space="preserve">## [6,] -1.175280 1.238100 -0.4245544</w:t>
+        <w:t xml:space="preserve">##           [,1]       [,2]       [,3]</w:t>
+      </w:r>
+      <w:r>
+        <w:br/>
+      </w:r>
+      <w:r>
+        <w:rPr>
+          <w:rStyle w:val="VerbatimChar"/>
+        </w:rPr>
+        <w:t xml:space="preserve">## [1,] -1.173076 -0.5960507 -1.1396550</w:t>
+      </w:r>
+      <w:r>
+        <w:br/>
+      </w:r>
+      <w:r>
+        <w:rPr>
+          <w:rStyle w:val="VerbatimChar"/>
+        </w:rPr>
+        <w:t xml:space="preserve">## [2,] -1.279619 -0.6703183 -1.2609624</w:t>
+      </w:r>
+      <w:r>
+        <w:br/>
+      </w:r>
+      <w:r>
+        <w:rPr>
+          <w:rStyle w:val="VerbatimChar"/>
+        </w:rPr>
+        <w:t xml:space="preserve">## [3,] -1.326293 -0.6788120 -1.3074102</w:t>
+      </w:r>
+      <w:r>
+        <w:br/>
+      </w:r>
+      <w:r>
+        <w:rPr>
+          <w:rStyle w:val="VerbatimChar"/>
+        </w:rPr>
+        <w:t xml:space="preserve">## [4,] -1.304490 -0.6172864 -1.2724645</w:t>
+      </w:r>
+      <w:r>
+        <w:br/>
+      </w:r>
+      <w:r>
+        <w:rPr>
+          <w:rStyle w:val="VerbatimChar"/>
+        </w:rPr>
+        <w:t xml:space="preserve">## [5,] -1.216148 -0.4984950 -1.1649903</w:t>
+      </w:r>
+      <w:r>
+        <w:br/>
+      </w:r>
+      <w:r>
+        <w:rPr>
+          <w:rStyle w:val="VerbatimChar"/>
+        </w:rPr>
+        <w:t xml:space="preserve">## [6,] -1.061418 -0.3276087 -0.9852813</w:t>
       </w:r>
     </w:p>
     <w:p>

--- a/examples/autoencoder/doc/autoenc_conv_e.docx
+++ b/examples/autoencoder/doc/autoenc_conv_e.docx
@@ -803,6 +803,36 @@
         <w:rPr>
           <w:rStyle w:val="NormalTok"/>
         </w:rPr>
+        <w:t xml:space="preserve">, </w:t>
+      </w:r>
+      <w:r>
+        <w:rPr>
+          <w:rStyle w:val="AttributeTok"/>
+        </w:rPr>
+        <w:t xml:space="preserve">epochs =</w:t>
+      </w:r>
+      <w:r>
+        <w:rPr>
+          <w:rStyle w:val="NormalTok"/>
+        </w:rPr>
+        <w:t xml:space="preserve"> </w:t>
+      </w:r>
+      <w:r>
+        <w:rPr>
+          <w:rStyle w:val="DecValTok"/>
+        </w:rPr>
+        <w:t xml:space="preserve">200</w:t>
+      </w:r>
+      <w:r>
+        <w:rPr>
+          <w:rStyle w:val="DataTypeTok"/>
+        </w:rPr>
+        <w:t xml:space="preserve">L</w:t>
+      </w:r>
+      <w:r>
+        <w:rPr>
+          <w:rStyle w:val="NormalTok"/>
+        </w:rPr>
         <w:t xml:space="preserve">)</w:t>
       </w:r>
       <w:r>
@@ -865,7 +895,22 @@
         <w:t xml:space="preserve"> </w:t>
       </w:r>
       <w:r>
-        <w:t xml:space="preserve">to use the default value and keep</w:t>
+        <w:t xml:space="preserve">to use the default value of</w:t>
+      </w:r>
+      <w:r>
+        <w:t xml:space="preserve"> </w:t>
+      </w:r>
+      <w:r>
+        <w:rPr>
+          <w:rStyle w:val="VerbatimChar"/>
+        </w:rPr>
+        <w:t xml:space="preserve">100L</w:t>
+      </w:r>
+      <w:r>
+        <w:t xml:space="preserve"> </w:t>
+      </w:r>
+      <w:r>
+        <w:t xml:space="preserve">and keep</w:t>
       </w:r>
       <w:r>
         <w:t xml:space="preserve"> </w:t>
@@ -1016,6 +1061,39 @@
       </w:r>
       <w:r>
         <w:t xml:space="preserve">when validation is active.</w:t>
+      </w:r>
+      <w:r>
+        <w:t xml:space="preserve"> </w:t>
+      </w:r>
+      <w:r>
+        <w:t xml:space="preserve">- This example intentionally raises</w:t>
+      </w:r>
+      <w:r>
+        <w:t xml:space="preserve"> </w:t>
+      </w:r>
+      <w:r>
+        <w:rPr>
+          <w:rStyle w:val="VerbatimChar"/>
+        </w:rPr>
+        <w:t xml:space="preserve">epochs</w:t>
+      </w:r>
+      <w:r>
+        <w:t xml:space="preserve"> </w:t>
+      </w:r>
+      <w:r>
+        <w:t xml:space="preserve">to</w:t>
+      </w:r>
+      <w:r>
+        <w:t xml:space="preserve"> </w:t>
+      </w:r>
+      <w:r>
+        <w:rPr>
+          <w:rStyle w:val="VerbatimChar"/>
+        </w:rPr>
+        <w:t xml:space="preserve">200L</w:t>
+      </w:r>
+      <w:r>
+        <w:t xml:space="preserve">, because the convolutional autoencoder was still improving noticeably at the 100-epoch default.</w:t>
       </w:r>
     </w:p>
     <w:p>
@@ -1490,7 +1568,7 @@
               <a:graphicData uri="http://schemas.openxmlformats.org/drawingml/2006/picture">
                 <pic:pic>
                   <pic:nvPicPr>
-                    <pic:cNvPr descr="/home/gpca/daltoolboxdp/examples/autoencoder/doc/autoenc_conv_e_files/b28f0b9ad69c4d2d7c3dff17ca667b27747a5c5b.png" id="11" name="Picture"/>
+                    <pic:cNvPr descr="/home/gpca/daltoolboxdp/examples/autoencoder/doc/autoenc_conv_e_files/29b45ad10918a4744c2a324d6e441dc211b108f6.png" id="11" name="Picture"/>
                     <pic:cNvPicPr>
                       <a:picLocks noChangeArrowheads="1" noChangeAspect="1"/>
                     </pic:cNvPicPr>
@@ -1725,52 +1803,52 @@
         <w:rPr>
           <w:rStyle w:val="VerbatimChar"/>
         </w:rPr>
-        <w:t xml:space="preserve">## [1,] -1.173076 -0.5960507 -1.1396550</w:t>
-      </w:r>
-      <w:r>
-        <w:br/>
-      </w:r>
-      <w:r>
-        <w:rPr>
-          <w:rStyle w:val="VerbatimChar"/>
-        </w:rPr>
-        <w:t xml:space="preserve">## [2,] -1.279619 -0.6703183 -1.2609624</w:t>
-      </w:r>
-      <w:r>
-        <w:br/>
-      </w:r>
-      <w:r>
-        <w:rPr>
-          <w:rStyle w:val="VerbatimChar"/>
-        </w:rPr>
-        <w:t xml:space="preserve">## [3,] -1.326293 -0.6788120 -1.3074102</w:t>
-      </w:r>
-      <w:r>
-        <w:br/>
-      </w:r>
-      <w:r>
-        <w:rPr>
-          <w:rStyle w:val="VerbatimChar"/>
-        </w:rPr>
-        <w:t xml:space="preserve">## [4,] -1.304490 -0.6172864 -1.2724645</w:t>
-      </w:r>
-      <w:r>
-        <w:br/>
-      </w:r>
-      <w:r>
-        <w:rPr>
-          <w:rStyle w:val="VerbatimChar"/>
-        </w:rPr>
-        <w:t xml:space="preserve">## [5,] -1.216148 -0.4984950 -1.1649903</w:t>
-      </w:r>
-      <w:r>
-        <w:br/>
-      </w:r>
-      <w:r>
-        <w:rPr>
-          <w:rStyle w:val="VerbatimChar"/>
-        </w:rPr>
-        <w:t xml:space="preserve">## [6,] -1.061418 -0.3276087 -0.9852813</w:t>
+        <w:t xml:space="preserve">## [1,] -1.135940 -0.7724385 -0.7823503</w:t>
+      </w:r>
+      <w:r>
+        <w:br/>
+      </w:r>
+      <w:r>
+        <w:rPr>
+          <w:rStyle w:val="VerbatimChar"/>
+        </w:rPr>
+        <w:t xml:space="preserve">## [2,] -1.324376 -0.7586309 -0.9745132</w:t>
+      </w:r>
+      <w:r>
+        <w:br/>
+      </w:r>
+      <w:r>
+        <w:rPr>
+          <w:rStyle w:val="VerbatimChar"/>
+        </w:rPr>
+        <w:t xml:space="preserve">## [3,] -1.449305 -0.6785424 -1.1048681</w:t>
+      </w:r>
+      <w:r>
+        <w:br/>
+      </w:r>
+      <w:r>
+        <w:rPr>
+          <w:rStyle w:val="VerbatimChar"/>
+        </w:rPr>
+        <w:t xml:space="preserve">## [4,] -1.500632 -0.5341694 -1.1636206</w:t>
+      </w:r>
+      <w:r>
+        <w:br/>
+      </w:r>
+      <w:r>
+        <w:rPr>
+          <w:rStyle w:val="VerbatimChar"/>
+        </w:rPr>
+        <w:t xml:space="preserve">## [5,] -1.473447 -0.3296132 -1.1434628</w:t>
+      </w:r>
+      <w:r>
+        <w:br/>
+      </w:r>
+      <w:r>
+        <w:rPr>
+          <w:rStyle w:val="VerbatimChar"/>
+        </w:rPr>
+        <w:t xml:space="preserve">## [6,] -1.371794 -0.0843915 -1.0502691</w:t>
       </w:r>
     </w:p>
     <w:p>

--- a/examples/autoencoder/doc/autoenc_conv_e.docx
+++ b/examples/autoencoder/doc/autoenc_conv_e.docx
@@ -1568,7 +1568,7 @@
               <a:graphicData uri="http://schemas.openxmlformats.org/drawingml/2006/picture">
                 <pic:pic>
                   <pic:nvPicPr>
-                    <pic:cNvPr descr="/home/gpca/daltoolboxdp/examples/autoencoder/doc/autoenc_conv_e_files/29b45ad10918a4744c2a324d6e441dc211b108f6.png" id="11" name="Picture"/>
+                    <pic:cNvPr descr="C:\Git\dal\daltoolboxdp\examples\autoencoder\doc\autoenc_conv_e_files/a3de7d5491e0b93c9ffdf3ab11a7b49e7c9e28bc.png" id="11" name="Picture"/>
                     <pic:cNvPicPr>
                       <a:picLocks noChangeArrowheads="1" noChangeAspect="1"/>
                     </pic:cNvPicPr>
@@ -1794,61 +1794,61 @@
         <w:rPr>
           <w:rStyle w:val="VerbatimChar"/>
         </w:rPr>
-        <w:t xml:space="preserve">##           [,1]       [,2]       [,3]</w:t>
-      </w:r>
-      <w:r>
-        <w:br/>
-      </w:r>
-      <w:r>
-        <w:rPr>
-          <w:rStyle w:val="VerbatimChar"/>
-        </w:rPr>
-        <w:t xml:space="preserve">## [1,] -1.135940 -0.7724385 -0.7823503</w:t>
-      </w:r>
-      <w:r>
-        <w:br/>
-      </w:r>
-      <w:r>
-        <w:rPr>
-          <w:rStyle w:val="VerbatimChar"/>
-        </w:rPr>
-        <w:t xml:space="preserve">## [2,] -1.324376 -0.7586309 -0.9745132</w:t>
-      </w:r>
-      <w:r>
-        <w:br/>
-      </w:r>
-      <w:r>
-        <w:rPr>
-          <w:rStyle w:val="VerbatimChar"/>
-        </w:rPr>
-        <w:t xml:space="preserve">## [3,] -1.449305 -0.6785424 -1.1048681</w:t>
-      </w:r>
-      <w:r>
-        <w:br/>
-      </w:r>
-      <w:r>
-        <w:rPr>
-          <w:rStyle w:val="VerbatimChar"/>
-        </w:rPr>
-        <w:t xml:space="preserve">## [4,] -1.500632 -0.5341694 -1.1636206</w:t>
-      </w:r>
-      <w:r>
-        <w:br/>
-      </w:r>
-      <w:r>
-        <w:rPr>
-          <w:rStyle w:val="VerbatimChar"/>
-        </w:rPr>
-        <w:t xml:space="preserve">## [5,] -1.473447 -0.3296132 -1.1434628</w:t>
-      </w:r>
-      <w:r>
-        <w:br/>
-      </w:r>
-      <w:r>
-        <w:rPr>
-          <w:rStyle w:val="VerbatimChar"/>
-        </w:rPr>
-        <w:t xml:space="preserve">## [6,] -1.371794 -0.0843915 -1.0502691</w:t>
+        <w:t xml:space="preserve">##            [,1]     [,2]        [,3]</w:t>
+      </w:r>
+      <w:r>
+        <w:br/>
+      </w:r>
+      <w:r>
+        <w:rPr>
+          <w:rStyle w:val="VerbatimChar"/>
+        </w:rPr>
+        <w:t xml:space="preserve">## [1,] -1.2405126 1.750131  0.02550982</w:t>
+      </w:r>
+      <w:r>
+        <w:br/>
+      </w:r>
+      <w:r>
+        <w:rPr>
+          <w:rStyle w:val="VerbatimChar"/>
+        </w:rPr>
+        <w:t xml:space="preserve">## [2,] -1.3230640 1.878246 -0.19476835</w:t>
+      </w:r>
+      <w:r>
+        <w:br/>
+      </w:r>
+      <w:r>
+        <w:rPr>
+          <w:rStyle w:val="VerbatimChar"/>
+        </w:rPr>
+        <w:t xml:space="preserve">## [3,] -1.3322078 1.922954 -0.39820987</w:t>
+      </w:r>
+      <w:r>
+        <w:br/>
+      </w:r>
+      <w:r>
+        <w:rPr>
+          <w:rStyle w:val="VerbatimChar"/>
+        </w:rPr>
+        <w:t xml:space="preserve">## [4,] -1.2585384 1.876878 -0.57045281</w:t>
+      </w:r>
+      <w:r>
+        <w:br/>
+      </w:r>
+      <w:r>
+        <w:rPr>
+          <w:rStyle w:val="VerbatimChar"/>
+        </w:rPr>
+        <w:t xml:space="preserve">## [5,] -1.1026316 1.737322 -0.69697976</w:t>
+      </w:r>
+      <w:r>
+        <w:br/>
+      </w:r>
+      <w:r>
+        <w:rPr>
+          <w:rStyle w:val="VerbatimChar"/>
+        </w:rPr>
+        <w:t xml:space="preserve">## [6,] -0.8828192 1.519049 -0.77067608</w:t>
       </w:r>
     </w:p>
     <w:p>
